--- a/docs/projet/Reponse_aux_attentes.docx
+++ b/docs/projet/Reponse_aux_attentes.docx
@@ -893,7 +893,7 @@
                 <w:sz w:val="17"/>
                 <w:szCs w:val="17"/>
               </w:rPr>
-              <w:t xml:space="preserve">Position par compte et devise ; import des relevés CSV, XLSX ou ISO 20022 camt.053, soldes contrôlés ; rapprochement proposé (factures, règlements, échéances d'emprunt) ; état de rapprochement ; flux mensuels et prévision à trois mois.</w:t>
+              <w:t xml:space="preserve">Position par compte et devise ; import des relevés CSV, XLSX ou ISO 20022 camt.053, soldes contrôlés ; rapprochement proposé (factures, règlements, échéances d'emprunt) ; déblocages et remboursements anticipés d'emprunt par type d'opération ; état de rapprochement ; flux mensuels et prévision à trois mois.</w:t>
             </w:r>
           </w:p>
         </w:tc>
@@ -2173,7 +2173,7 @@
                 <w:sz w:val="17"/>
                 <w:szCs w:val="17"/>
               </w:rPr>
-              <w:t xml:space="preserve">Double authentification, droits par profil, sociétés ouvertes par utilisateur, journal des accès, sessions révocables.</w:t>
+              <w:t xml:space="preserve">Double authentification, droits par profil, sociétés ouvertes par utilisateur, journal des accès, sessions révocables ; choix libre des comptes réservé aux utilisateurs qui en ont le droit (les autres saisissent par catégorie et type d'opération).</w:t>
             </w:r>
           </w:p>
         </w:tc>

--- a/docs/projet/Reponse_aux_attentes.docx
+++ b/docs/projet/Reponse_aux_attentes.docx
@@ -2956,7 +2956,7 @@
           <w:sz w:val="20"/>
           <w:szCs w:val="20"/>
         </w:rPr>
-        <w:t xml:space="preserve">Le dossier du prototype se convertit en fichiers de reprise, puis la plateforme recalcule les 26 valeurs de référence du classeur et en donne la conformité (« n/26 »), annexée au procès-verbal de bascule. Sur le dossier reçu, 18 valeurs sur 26 sont conformes. Les 8 autres ont une seule cause : la façon d'amortir. Le prototype amortit en mois entiers à compter du mois qui suit l'acquisition ; la plateforme amortit au jour près depuis la mise en service. Les deux sont défendables ; il faut choisir (décision 1 ci-dessous).</w:t>
+        <w:t xml:space="preserve">Le dossier du prototype se convertit en fichiers de reprise, puis la plateforme recalcule les 26 valeurs de référence du classeur et en donne la conformité (« n/26 »), annexée au procès-verbal de bascule. Le dossier reçu a été repris de bout en bout sur une base d'essai de la recette : 18 valeurs sur 26 sont conformes, toutes les valeurs du chiffre d'affaires, des créances, des dettes, de la trésorerie et du transport comprises. Les 8 autres ont une seule cause : la façon d'amortir. Le prototype amortit en mois entiers à compter du mois qui suit l'acquisition ; la plateforme amortit au jour près depuis la mise en service. Les deux sont défendables ; il faut choisir (décision 1 ci-dessous).</w:t>
       </w:r>
     </w:p>
     <w:p>

--- a/docs/projet/Reponse_aux_attentes.docx
+++ b/docs/projet/Reponse_aux_attentes.docx
@@ -3015,7 +3015,7 @@
           <w:sz w:val="20"/>
           <w:szCs w:val="20"/>
         </w:rPr>
-        <w:t xml:space="preserve"> des biens repris, avec l'expert-comptable : continuer la méthode historique du classeur (permanence des méthodes : il ne reste alors que des écarts d'arrondi de quelques dizaines de francs), ou adopter le calcul au jour près de la plateforme (l'écart de reprise est alors rattrapé sur une dotation, à placer en janvier 2026 ou en fin de plan).</w:t>
+        <w:t xml:space="preserve"> des biens repris, avec l'expert-comptable : continuer la méthode historique du classeur (permanence des méthodes : il ne reste alors que des écarts d'arrondi de quelques dizaines de francs), ou adopter le calcul au jour près de la plateforme, l'écart de reprise étant rattrapé sur une dotation : en janvier 2026 (les dotations de l'exercice dépassent alors d'environ 10 % celles du classeur) ou en fin de plan (il ne reste que le prorata du mois d'acquisition des biens acquis en 2026, moins de 1 %). Les trois options sont prêtes et essayées sur votre dossier ; il suffit de nous indiquer laquelle retenir.</w:t>
       </w:r>
     </w:p>
     <w:p>
